--- a/notes/funding-shock-projection-model/index.docx
+++ b/notes/funding-shock-projection-model/index.docx
@@ -765,7 +765,7 @@
         <w:pStyle w:val="BodyText"/>
       </w:pPr>
       <w:r>
-        <w:t xml:space="preserve">The natural extensions are three. First, the five-economy comparison tracked through time, with each figure re-read at its official source at every update. Second, the same specification applied to emerging markets that borrow in foreign currency and to hybrid cases, where both blocks run at once. Third, a cross-country test on real data of whether auction absorption and non-resident take-up explain moves in term premia better than headline deficits do.</w:t>
+        <w:t xml:space="preserve">The natural extensions are three. First, the five-economy comparison tracked through time, with each figure re-read at its official source at every update. Second, the same specification applied to emerging markets that borrow in foreign currency, begun with Egypt (see the note on an emerging-market briefing in days), and to hybrid cases, where both blocks run at once. Third, a cross-country test on real data of whether auction absorption and non-resident take-up explain moves in term premia better than headline deficits do.</w:t>
       </w:r>
     </w:p>
     <w:p>

--- a/notes/funding-shock-projection-model/index.docx
+++ b/notes/funding-shock-projection-model/index.docx
@@ -7,7 +7,7 @@
         <w:pStyle w:val="Title"/>
       </w:pPr>
       <w:r>
-        <w:t xml:space="preserve">Where a funding shock lands: one projection model for advanced and emerging economies</w:t>
+        <w:t xml:space="preserve">Where a funding shock lands: the currency of the debt and the marginal buyer of long-dated bonds</w:t>
       </w:r>
     </w:p>
     <w:p>
@@ -15,7 +15,7 @@
         <w:pStyle w:val="Subtitle"/>
       </w:pPr>
       <w:r>
-        <w:t xml:space="preserve">A calibrated quarterly projection model in which the currency of public and bank debt decides whether stress reaches the exchange rate or long-dated bond yields, applied to five advanced economies</w:t>
+        <w:t xml:space="preserve">A funding block for the quarterly projection model, calibrated once for advanced and emerging economies, in which the currency of public and bank debt decides whether stress reaches the exchange rate or long-dated bond yields, applied to five advanced economies</w:t>
       </w:r>
     </w:p>
     <w:p>
@@ -757,7 +757,7 @@
         <w:pStyle w:val="FirstParagraph"/>
       </w:pPr>
       <w:r>
-        <w:t xml:space="preserve">The framework is built to read an advanced economy and an emerging market with one calibrated model, differing only where the currency of the debt says they should, and to apply it under an evidence standard that keeps every figure graded and every conflict in view.</w:t>
+        <w:t xml:space="preserve">The framework reads an advanced economy and an emerging market with one calibrated model, differing only where the currency and the holders of the debt say they should, and applies it under an evidence standard that keeps every figure graded and every conflict in view.</w:t>
       </w:r>
     </w:p>
     <w:p>
@@ -765,7 +765,7 @@
         <w:pStyle w:val="BodyText"/>
       </w:pPr>
       <w:r>
-        <w:t xml:space="preserve">The natural extensions are three. First, the five-economy comparison tracked through time, with each figure re-read at its official source at every update. Second, the same specification applied to emerging markets that borrow in foreign currency, begun with Egypt (see the note on an emerging-market briefing in days), and to hybrid cases, where both blocks run at once. Third, a cross-country test on real data of whether auction absorption and non-resident take-up explain moves in term premia better than headline deficits do.</w:t>
+        <w:t xml:space="preserve">The natural extensions are three. First, the five-economy comparison tracked through time, with each figure re-read at its official source at every update. Second, the foreign-currency side of the fork, run for Egypt (see the note on an Egypt country debrief), and hybrid cases, where both blocks run at once. Third, a cross-country test on real data of whether auction absorption and non-resident take-up explain moves in term premia better than headline deficits do.</w:t>
       </w:r>
     </w:p>
     <w:p>
